--- a/tillsyn/A 34929-2024 tillsynsbegäran.docx
+++ b/tillsyn/A 34929-2024 tillsynsbegäran.docx
@@ -772,7 +772,7 @@
     <w:r>
       <w:tab/>
       <w:tab/>
-      <w:t>2026-09-14</w:t>
+      <w:t>2026-09-15</w:t>
       <w:br/>
       <w:br/>
     </w:r>

--- a/tillsyn/A 34929-2024 tillsynsbegäran.docx
+++ b/tillsyn/A 34929-2024 tillsynsbegäran.docx
@@ -772,7 +772,7 @@
     <w:r>
       <w:tab/>
       <w:tab/>
-      <w:t>2026-09-15</w:t>
+      <w:t>2026-09-16</w:t>
       <w:br/>
       <w:br/>
     </w:r>

--- a/tillsyn/A 34929-2024 tillsynsbegäran.docx
+++ b/tillsyn/A 34929-2024 tillsynsbegäran.docx
@@ -772,7 +772,7 @@
     <w:r>
       <w:tab/>
       <w:tab/>
-      <w:t>2026-09-16</w:t>
+      <w:t>2026-09-17</w:t>
       <w:br/>
       <w:br/>
     </w:r>

--- a/tillsyn/A 34929-2024 tillsynsbegäran.docx
+++ b/tillsyn/A 34929-2024 tillsynsbegäran.docx
@@ -772,7 +772,7 @@
     <w:r>
       <w:tab/>
       <w:tab/>
-      <w:t>2026-09-17</w:t>
+      <w:t>2026-09-18</w:t>
       <w:br/>
       <w:br/>
     </w:r>

--- a/tillsyn/A 34929-2024 tillsynsbegäran.docx
+++ b/tillsyn/A 34929-2024 tillsynsbegäran.docx
@@ -772,7 +772,7 @@
     <w:r>
       <w:tab/>
       <w:tab/>
-      <w:t>2026-09-18</w:t>
+      <w:t>2026-09-19</w:t>
       <w:br/>
       <w:br/>
     </w:r>

--- a/tillsyn/A 34929-2024 tillsynsbegäran.docx
+++ b/tillsyn/A 34929-2024 tillsynsbegäran.docx
@@ -772,7 +772,7 @@
     <w:r>
       <w:tab/>
       <w:tab/>
-      <w:t>2026-09-19</w:t>
+      <w:t>2026-09-21</w:t>
       <w:br/>
       <w:br/>
     </w:r>

--- a/tillsyn/A 34929-2024 tillsynsbegäran.docx
+++ b/tillsyn/A 34929-2024 tillsynsbegäran.docx
@@ -772,7 +772,7 @@
     <w:r>
       <w:tab/>
       <w:tab/>
-      <w:t>2026-09-21</w:t>
+      <w:t>2026-09-23</w:t>
       <w:br/>
       <w:br/>
     </w:r>

--- a/tillsyn/A 34929-2024 tillsynsbegäran.docx
+++ b/tillsyn/A 34929-2024 tillsynsbegäran.docx
@@ -772,7 +772,7 @@
     <w:r>
       <w:tab/>
       <w:tab/>
-      <w:t>2026-09-23</w:t>
+      <w:t>2026-09-24</w:t>
       <w:br/>
       <w:br/>
     </w:r>

--- a/tillsyn/A 34929-2024 tillsynsbegäran.docx
+++ b/tillsyn/A 34929-2024 tillsynsbegäran.docx
@@ -772,7 +772,7 @@
     <w:r>
       <w:tab/>
       <w:tab/>
-      <w:t>2026-09-24</w:t>
+      <w:t>2026-09-25</w:t>
       <w:br/>
       <w:br/>
     </w:r>

--- a/tillsyn/A 34929-2024 tillsynsbegäran.docx
+++ b/tillsyn/A 34929-2024 tillsynsbegäran.docx
@@ -772,7 +772,7 @@
     <w:r>
       <w:tab/>
       <w:tab/>
-      <w:t>2026-09-25</w:t>
+      <w:t>2026-09-26</w:t>
       <w:br/>
       <w:br/>
     </w:r>

--- a/tillsyn/A 34929-2024 tillsynsbegäran.docx
+++ b/tillsyn/A 34929-2024 tillsynsbegäran.docx
@@ -772,7 +772,7 @@
     <w:r>
       <w:tab/>
       <w:tab/>
-      <w:t>2026-09-26</w:t>
+      <w:t>2026-09-27</w:t>
       <w:br/>
       <w:br/>
     </w:r>

--- a/tillsyn/A 34929-2024 tillsynsbegäran.docx
+++ b/tillsyn/A 34929-2024 tillsynsbegäran.docx
@@ -772,7 +772,7 @@
     <w:r>
       <w:tab/>
       <w:tab/>
-      <w:t>2026-09-27</w:t>
+      <w:t>2026-09-28</w:t>
       <w:br/>
       <w:br/>
     </w:r>

--- a/tillsyn/A 34929-2024 tillsynsbegäran.docx
+++ b/tillsyn/A 34929-2024 tillsynsbegäran.docx
@@ -772,7 +772,7 @@
     <w:r>
       <w:tab/>
       <w:tab/>
-      <w:t>2026-09-28</w:t>
+      <w:t>2026-09-29</w:t>
       <w:br/>
       <w:br/>
     </w:r>

--- a/tillsyn/A 34929-2024 tillsynsbegäran.docx
+++ b/tillsyn/A 34929-2024 tillsynsbegäran.docx
@@ -65,7 +65,7 @@
     </w:p>
     <w:p>
       <w:r>
-        <w:t>I och inom 24 meter från avverkningsanmälan finns fynd av 12 naturvårdsarter, varav 5 är rödlistade, 2 är fridlysta, 6 är typiska (T) och 5 är signalarter (S): sammetstaggsvamp (EN), violgubbe (EN), gul taggsvamp (VU, T), dofttaggsvamp (NT, T), gultoppig fingersvamp (NT), olivspindling (S), rödgul trumpetsvamp (S), skogsknipprot (S, T, §8), svart trolldruva (S, T), svavelriska (S), blåsippa (T, §9) och svarta vinbär (T). Se Figur 1.</w:t>
+        <w:t>I och inom 24 meter från avverkningsanmälan finns fynd av 14 naturvårdsarter, varav 5 är rödlistade, 4 är fridlysta, 6 är typiska (T) och 5 är signalarter (S): sammetstaggsvamp (EN), violgubbe (EN), gul taggsvamp (VU, T), dofttaggsvamp (NT, T), gultoppig fingersvamp (NT), olivspindling (S), rödgul trumpetsvamp (S), skogsknipprot (S, T, §8), svart trolldruva (S, T), svavelriska (S), blåsippa (T, §9), svarta vinbär (T), fläcknycklar (§8) och nattviol (§8). Se Figur 1.</w:t>
       </w:r>
     </w:p>
     <w:p>
@@ -772,7 +772,7 @@
     <w:r>
       <w:tab/>
       <w:tab/>
-      <w:t>2026-09-29</w:t>
+      <w:t>2026-09-30</w:t>
       <w:br/>
       <w:br/>
     </w:r>

--- a/tillsyn/A 34929-2024 tillsynsbegäran.docx
+++ b/tillsyn/A 34929-2024 tillsynsbegäran.docx
@@ -772,7 +772,7 @@
     <w:r>
       <w:tab/>
       <w:tab/>
-      <w:t>2026-09-30</w:t>
+      <w:t>2026-10-01</w:t>
       <w:br/>
       <w:br/>
     </w:r>

--- a/tillsyn/A 34929-2024 tillsynsbegäran.docx
+++ b/tillsyn/A 34929-2024 tillsynsbegäran.docx
@@ -772,7 +772,7 @@
     <w:r>
       <w:tab/>
       <w:tab/>
-      <w:t>2026-10-01</w:t>
+      <w:t>2026-10-02</w:t>
       <w:br/>
       <w:br/>
     </w:r>

--- a/tillsyn/A 34929-2024 tillsynsbegäran.docx
+++ b/tillsyn/A 34929-2024 tillsynsbegäran.docx
@@ -772,7 +772,7 @@
     <w:r>
       <w:tab/>
       <w:tab/>
-      <w:t>2026-10-02</w:t>
+      <w:t>2026-10-03</w:t>
       <w:br/>
       <w:br/>
     </w:r>

--- a/tillsyn/A 34929-2024 tillsynsbegäran.docx
+++ b/tillsyn/A 34929-2024 tillsynsbegäran.docx
@@ -772,7 +772,7 @@
     <w:r>
       <w:tab/>
       <w:tab/>
-      <w:t>2026-10-03</w:t>
+      <w:t>2026-10-04</w:t>
       <w:br/>
       <w:br/>
     </w:r>

--- a/tillsyn/A 34929-2024 tillsynsbegäran.docx
+++ b/tillsyn/A 34929-2024 tillsynsbegäran.docx
@@ -772,7 +772,7 @@
     <w:r>
       <w:tab/>
       <w:tab/>
-      <w:t>2026-10-04</w:t>
+      <w:t>2026-10-05</w:t>
       <w:br/>
       <w:br/>
     </w:r>

--- a/tillsyn/A 34929-2024 tillsynsbegäran.docx
+++ b/tillsyn/A 34929-2024 tillsynsbegäran.docx
@@ -772,7 +772,7 @@
     <w:r>
       <w:tab/>
       <w:tab/>
-      <w:t>2026-10-05</w:t>
+      <w:t>2026-10-06</w:t>
       <w:br/>
       <w:br/>
     </w:r>

--- a/tillsyn/A 34929-2024 tillsynsbegäran.docx
+++ b/tillsyn/A 34929-2024 tillsynsbegäran.docx
@@ -772,7 +772,7 @@
     <w:r>
       <w:tab/>
       <w:tab/>
-      <w:t>2026-10-06</w:t>
+      <w:t>2026-10-07</w:t>
       <w:br/>
       <w:br/>
     </w:r>

--- a/tillsyn/A 34929-2024 tillsynsbegäran.docx
+++ b/tillsyn/A 34929-2024 tillsynsbegäran.docx
@@ -772,7 +772,7 @@
     <w:r>
       <w:tab/>
       <w:tab/>
-      <w:t>2026-10-07</w:t>
+      <w:t>2026-10-08</w:t>
       <w:br/>
       <w:br/>
     </w:r>

--- a/tillsyn/A 34929-2024 tillsynsbegäran.docx
+++ b/tillsyn/A 34929-2024 tillsynsbegäran.docx
@@ -772,7 +772,7 @@
     <w:r>
       <w:tab/>
       <w:tab/>
-      <w:t>2026-10-08</w:t>
+      <w:t>2026-10-09</w:t>
       <w:br/>
       <w:br/>
     </w:r>

--- a/tillsyn/A 34929-2024 tillsynsbegäran.docx
+++ b/tillsyn/A 34929-2024 tillsynsbegäran.docx
@@ -772,7 +772,7 @@
     <w:r>
       <w:tab/>
       <w:tab/>
-      <w:t>2026-10-09</w:t>
+      <w:t>2026-10-10</w:t>
       <w:br/>
       <w:br/>
     </w:r>

--- a/tillsyn/A 34929-2024 tillsynsbegäran.docx
+++ b/tillsyn/A 34929-2024 tillsynsbegäran.docx
@@ -772,7 +772,7 @@
     <w:r>
       <w:tab/>
       <w:tab/>
-      <w:t>2026-10-10</w:t>
+      <w:t>2026-10-11</w:t>
       <w:br/>
       <w:br/>
     </w:r>

--- a/tillsyn/A 34929-2024 tillsynsbegäran.docx
+++ b/tillsyn/A 34929-2024 tillsynsbegäran.docx
@@ -772,7 +772,7 @@
     <w:r>
       <w:tab/>
       <w:tab/>
-      <w:t>2026-10-11</w:t>
+      <w:t>2026-10-12</w:t>
       <w:br/>
       <w:br/>
     </w:r>

--- a/tillsyn/A 34929-2024 tillsynsbegäran.docx
+++ b/tillsyn/A 34929-2024 tillsynsbegäran.docx
@@ -772,7 +772,7 @@
     <w:r>
       <w:tab/>
       <w:tab/>
-      <w:t>2026-10-12</w:t>
+      <w:t>2026-10-13</w:t>
       <w:br/>
       <w:br/>
     </w:r>

--- a/tillsyn/A 34929-2024 tillsynsbegäran.docx
+++ b/tillsyn/A 34929-2024 tillsynsbegäran.docx
@@ -772,7 +772,7 @@
     <w:r>
       <w:tab/>
       <w:tab/>
-      <w:t>2026-10-13</w:t>
+      <w:t>2026-10-14</w:t>
       <w:br/>
       <w:br/>
     </w:r>

--- a/tillsyn/A 34929-2024 tillsynsbegäran.docx
+++ b/tillsyn/A 34929-2024 tillsynsbegäran.docx
@@ -772,7 +772,7 @@
     <w:r>
       <w:tab/>
       <w:tab/>
-      <w:t>2026-10-14</w:t>
+      <w:t>2026-10-15</w:t>
       <w:br/>
       <w:br/>
     </w:r>

--- a/tillsyn/A 34929-2024 tillsynsbegäran.docx
+++ b/tillsyn/A 34929-2024 tillsynsbegäran.docx
@@ -772,7 +772,7 @@
     <w:r>
       <w:tab/>
       <w:tab/>
-      <w:t>2026-10-15</w:t>
+      <w:t>2026-10-16</w:t>
       <w:br/>
       <w:br/>
     </w:r>

--- a/tillsyn/A 34929-2024 tillsynsbegäran.docx
+++ b/tillsyn/A 34929-2024 tillsynsbegäran.docx
@@ -772,7 +772,7 @@
     <w:r>
       <w:tab/>
       <w:tab/>
-      <w:t>2026-10-16</w:t>
+      <w:t>2026-10-17</w:t>
       <w:br/>
       <w:br/>
     </w:r>

--- a/tillsyn/A 34929-2024 tillsynsbegäran.docx
+++ b/tillsyn/A 34929-2024 tillsynsbegäran.docx
@@ -772,7 +772,7 @@
     <w:r>
       <w:tab/>
       <w:tab/>
-      <w:t>2026-10-17</w:t>
+      <w:t>2026-10-18</w:t>
       <w:br/>
       <w:br/>
     </w:r>

--- a/tillsyn/A 34929-2024 tillsynsbegäran.docx
+++ b/tillsyn/A 34929-2024 tillsynsbegäran.docx
@@ -772,7 +772,7 @@
     <w:r>
       <w:tab/>
       <w:tab/>
-      <w:t>2026-10-18</w:t>
+      <w:t>2026-10-19</w:t>
       <w:br/>
       <w:br/>
     </w:r>

--- a/tillsyn/A 34929-2024 tillsynsbegäran.docx
+++ b/tillsyn/A 34929-2024 tillsynsbegäran.docx
@@ -772,7 +772,7 @@
     <w:r>
       <w:tab/>
       <w:tab/>
-      <w:t>2026-10-19</w:t>
+      <w:t>2026-10-20</w:t>
       <w:br/>
       <w:br/>
     </w:r>

--- a/tillsyn/A 34929-2024 tillsynsbegäran.docx
+++ b/tillsyn/A 34929-2024 tillsynsbegäran.docx
@@ -772,7 +772,7 @@
     <w:r>
       <w:tab/>
       <w:tab/>
-      <w:t>2026-10-20</w:t>
+      <w:t>2026-10-21</w:t>
       <w:br/>
       <w:br/>
     </w:r>

--- a/tillsyn/A 34929-2024 tillsynsbegäran.docx
+++ b/tillsyn/A 34929-2024 tillsynsbegäran.docx
@@ -772,7 +772,7 @@
     <w:r>
       <w:tab/>
       <w:tab/>
-      <w:t>2026-10-21</w:t>
+      <w:t>2026-10-22</w:t>
       <w:br/>
       <w:br/>
     </w:r>

--- a/tillsyn/A 34929-2024 tillsynsbegäran.docx
+++ b/tillsyn/A 34929-2024 tillsynsbegäran.docx
@@ -772,7 +772,7 @@
     <w:r>
       <w:tab/>
       <w:tab/>
-      <w:t>2026-10-22</w:t>
+      <w:t>2026-10-23</w:t>
       <w:br/>
       <w:br/>
     </w:r>

--- a/tillsyn/A 34929-2024 tillsynsbegäran.docx
+++ b/tillsyn/A 34929-2024 tillsynsbegäran.docx
@@ -772,7 +772,7 @@
     <w:r>
       <w:tab/>
       <w:tab/>
-      <w:t>2026-10-23</w:t>
+      <w:t>2026-10-24</w:t>
       <w:br/>
       <w:br/>
     </w:r>

--- a/tillsyn/A 34929-2024 tillsynsbegäran.docx
+++ b/tillsyn/A 34929-2024 tillsynsbegäran.docx
@@ -772,7 +772,7 @@
     <w:r>
       <w:tab/>
       <w:tab/>
-      <w:t>2026-10-24</w:t>
+      <w:t>2026-10-25</w:t>
       <w:br/>
       <w:br/>
     </w:r>

--- a/tillsyn/A 34929-2024 tillsynsbegäran.docx
+++ b/tillsyn/A 34929-2024 tillsynsbegäran.docx
@@ -772,7 +772,7 @@
     <w:r>
       <w:tab/>
       <w:tab/>
-      <w:t>2026-10-25</w:t>
+      <w:t>2026-10-26</w:t>
       <w:br/>
       <w:br/>
     </w:r>

--- a/tillsyn/A 34929-2024 tillsynsbegäran.docx
+++ b/tillsyn/A 34929-2024 tillsynsbegäran.docx
@@ -772,7 +772,7 @@
     <w:r>
       <w:tab/>
       <w:tab/>
-      <w:t>2026-10-26</w:t>
+      <w:t>2026-10-27</w:t>
       <w:br/>
       <w:br/>
     </w:r>

--- a/tillsyn/A 34929-2024 tillsynsbegäran.docx
+++ b/tillsyn/A 34929-2024 tillsynsbegäran.docx
@@ -772,7 +772,7 @@
     <w:r>
       <w:tab/>
       <w:tab/>
-      <w:t>2026-10-27</w:t>
+      <w:t>2026-10-28</w:t>
       <w:br/>
       <w:br/>
     </w:r>

--- a/tillsyn/A 34929-2024 tillsynsbegäran.docx
+++ b/tillsyn/A 34929-2024 tillsynsbegäran.docx
@@ -772,7 +772,7 @@
     <w:r>
       <w:tab/>
       <w:tab/>
-      <w:t>2026-10-28</w:t>
+      <w:t>2026-10-29</w:t>
       <w:br/>
       <w:br/>
     </w:r>

--- a/tillsyn/A 34929-2024 tillsynsbegäran.docx
+++ b/tillsyn/A 34929-2024 tillsynsbegäran.docx
@@ -772,7 +772,7 @@
     <w:r>
       <w:tab/>
       <w:tab/>
-      <w:t>2026-10-29</w:t>
+      <w:t>2026-10-31</w:t>
       <w:br/>
       <w:br/>
     </w:r>
